--- a/docs/iOS_License_Validation_Checklist.docx
+++ b/docs/iOS_License_Validation_Checklist.docx
@@ -13,7 +13,7 @@
     </w:p>
     <w:p>
       <w:r>
-        <w:t>Date: 2026-07-12</w:t>
+        <w:t>Date: 2026-07-13</w:t>
       </w:r>
     </w:p>
     <w:p>
@@ -62,12 +62,12 @@
     </w:p>
     <w:p>
       <w:r>
-        <w:t>“Current release: This app is currently offered for non-commercial use only. A future commercial release may be subject to different terms.”</w:t>
+        <w:t>“Current release: This app is currently offered for commercial use.”</w:t>
       </w:r>
     </w:p>
     <w:p>
       <w:r>
-        <w:t>This is the app’s own policy text — not a standard open-source license. Flag if the company plans a normal paid App Store launch.</w:t>
+        <w:t>This is the app’s own policy text — not a standard open-source license. Confirm it matches how the app is sold (e.g. paid App Store launch).</w:t>
       </w:r>
     </w:p>
     <w:p>
@@ -1339,7 +1339,7 @@
           </w:tcPr>
           <w:p>
             <w:r>
-              <w:t>Top notice (“non-commercial use only”) is acceptable for how the app will be sold.</w:t>
+              <w:t>Top notice (“commercial use”) matches how the app will be sold.</w:t>
             </w:r>
           </w:p>
         </w:tc>
